--- a/app/assets/templates/CESION_DE_DERECHOS.docx
+++ b/app/assets/templates/CESION_DE_DERECHOS.docx
@@ -382,11 +382,22 @@
         <w:t xml:space="preserve">de </w:t>
       </w:r>
       <w:r>
-        <w:rPr>
-          <w:rFonts w:ascii="Bookman Old Style" w:hAnsi="Bookman Old Style" w:cs="Arial"/>
-          <w:lang w:val="es-ES_tradnl"/>
-        </w:rPr>
-        <w:t>Cali – Valle, l</w:t>
+        <w:t>{{</w:t>
+      </w:r>
+      <w:proofErr w:type="spellStart"/>
+      <w:r>
+        <w:t>ciudad_cesionario</w:t>
+      </w:r>
+      <w:proofErr w:type="spellEnd"/>
+      <w:r>
+        <w:t>}}</w:t>
+      </w:r>
+      <w:r>
+        <w:rPr>
+          <w:rFonts w:ascii="Bookman Old Style" w:hAnsi="Bookman Old Style" w:cs="Arial"/>
+          <w:lang w:val="es-ES_tradnl"/>
+        </w:rPr>
+        <w:t>, l</w:t>
       </w:r>
       <w:r>
         <w:rPr>
@@ -447,670 +458,527 @@
         </w:rPr>
       </w:pPr>
     </w:p>
-    <w:p>
-      <w:pPr>
-        <w:pStyle w:val="Sinespaciado"/>
-        <w:rPr>
-          <w:rFonts w:ascii="Bookman Old Style" w:hAnsi="Bookman Old Style"/>
-          <w:sz w:val="24"/>
-          <w:szCs w:val="24"/>
-          <w:lang w:val="es-CO"/>
-        </w:rPr>
-      </w:pPr>
-      <w:r>
-        <w:rPr>
-          <w:rFonts w:ascii="Bookman Old Style" w:hAnsi="Bookman Old Style"/>
-          <w:b/>
-          <w:sz w:val="24"/>
-          <w:szCs w:val="24"/>
-          <w:lang w:val="es-CO"/>
-        </w:rPr>
-        <w:t>PLACA:</w:t>
-      </w:r>
-      <w:r>
-        <w:rPr>
-          <w:rFonts w:ascii="Bookman Old Style" w:hAnsi="Bookman Old Style"/>
-          <w:sz w:val="24"/>
-          <w:szCs w:val="24"/>
-          <w:lang w:val="es-CO"/>
-        </w:rPr>
-        <w:tab/>
-      </w:r>
-      <w:r>
-        <w:rPr>
-          <w:rFonts w:ascii="Bookman Old Style" w:hAnsi="Bookman Old Style"/>
-          <w:sz w:val="24"/>
-          <w:szCs w:val="24"/>
-          <w:lang w:val="es-CO"/>
-        </w:rPr>
-        <w:tab/>
-      </w:r>
-      <w:r>
-        <w:rPr>
-          <w:rFonts w:ascii="Bookman Old Style" w:hAnsi="Bookman Old Style"/>
-          <w:sz w:val="24"/>
-          <w:szCs w:val="24"/>
-          <w:lang w:val="es-CO"/>
-        </w:rPr>
-        <w:tab/>
-      </w:r>
-      <w:r>
-        <w:rPr>
-          <w:rFonts w:ascii="Bookman Old Style" w:hAnsi="Bookman Old Style"/>
-          <w:sz w:val="24"/>
-          <w:szCs w:val="24"/>
-          <w:lang w:val="es-CO"/>
-        </w:rPr>
-        <w:tab/>
-      </w:r>
-      <w:r>
-        <w:rPr>
-          <w:rFonts w:ascii="Bookman Old Style" w:hAnsi="Bookman Old Style"/>
-          <w:sz w:val="24"/>
-          <w:szCs w:val="24"/>
-          <w:lang w:val="es-CO"/>
-        </w:rPr>
-        <w:t>{{placa}}</w:t>
-      </w:r>
-    </w:p>
-    <w:p>
-      <w:pPr>
-        <w:pStyle w:val="Sinespaciado"/>
-        <w:rPr>
-          <w:rFonts w:ascii="Bookman Old Style" w:hAnsi="Bookman Old Style"/>
-          <w:iCs/>
-          <w:sz w:val="24"/>
-          <w:szCs w:val="24"/>
-          <w:lang w:val="es-CO"/>
-        </w:rPr>
-      </w:pPr>
-      <w:r>
-        <w:rPr>
-          <w:rFonts w:ascii="Bookman Old Style" w:hAnsi="Bookman Old Style"/>
-          <w:b/>
-          <w:iCs/>
-          <w:sz w:val="24"/>
-          <w:szCs w:val="24"/>
-          <w:lang w:val="es-CO"/>
-        </w:rPr>
-        <w:t>MARCA:</w:t>
-      </w:r>
-      <w:r>
-        <w:rPr>
-          <w:rFonts w:ascii="Bookman Old Style" w:hAnsi="Bookman Old Style"/>
-          <w:iCs/>
-          <w:sz w:val="24"/>
-          <w:szCs w:val="24"/>
-          <w:lang w:val="es-CO"/>
-        </w:rPr>
-        <w:tab/>
-      </w:r>
-      <w:r>
-        <w:rPr>
-          <w:rFonts w:ascii="Bookman Old Style" w:hAnsi="Bookman Old Style"/>
-          <w:iCs/>
-          <w:sz w:val="24"/>
-          <w:szCs w:val="24"/>
-          <w:lang w:val="es-CO"/>
-        </w:rPr>
-        <w:tab/>
-      </w:r>
-      <w:r>
-        <w:rPr>
-          <w:rFonts w:ascii="Bookman Old Style" w:hAnsi="Bookman Old Style"/>
-          <w:iCs/>
-          <w:sz w:val="24"/>
-          <w:szCs w:val="24"/>
-          <w:lang w:val="es-CO"/>
-        </w:rPr>
-        <w:tab/>
-      </w:r>
-      <w:r>
-        <w:rPr>
-          <w:rFonts w:ascii="Bookman Old Style" w:hAnsi="Bookman Old Style"/>
-          <w:iCs/>
-          <w:sz w:val="24"/>
-          <w:szCs w:val="24"/>
-          <w:lang w:val="es-CO"/>
-        </w:rPr>
-        <w:tab/>
-      </w:r>
-      <w:r>
-        <w:rPr>
-          <w:rFonts w:ascii="Bookman Old Style" w:hAnsi="Bookman Old Style"/>
-          <w:iCs/>
-          <w:sz w:val="24"/>
-          <w:szCs w:val="24"/>
-          <w:lang w:val="es-CO"/>
-        </w:rPr>
-        <w:t>{{marca}}</w:t>
-      </w:r>
-    </w:p>
-    <w:p>
-      <w:pPr>
-        <w:pStyle w:val="Sinespaciado"/>
-        <w:rPr>
-          <w:rFonts w:ascii="Bookman Old Style" w:hAnsi="Bookman Old Style"/>
-          <w:iCs/>
-          <w:sz w:val="24"/>
-          <w:szCs w:val="24"/>
-          <w:lang w:val="pt-BR"/>
-        </w:rPr>
-      </w:pPr>
-      <w:r>
-        <w:rPr>
-          <w:rFonts w:ascii="Bookman Old Style" w:hAnsi="Bookman Old Style"/>
-          <w:b/>
-          <w:iCs/>
-          <w:sz w:val="24"/>
-          <w:szCs w:val="24"/>
-          <w:lang w:val="pt-BR"/>
-        </w:rPr>
-        <w:t>MOTOR:</w:t>
-      </w:r>
-      <w:r>
-        <w:rPr>
-          <w:rFonts w:ascii="Bookman Old Style" w:hAnsi="Bookman Old Style"/>
-          <w:b/>
-          <w:iCs/>
-          <w:sz w:val="24"/>
-          <w:szCs w:val="24"/>
-          <w:lang w:val="pt-BR"/>
-        </w:rPr>
-        <w:tab/>
-      </w:r>
-      <w:r>
-        <w:rPr>
-          <w:rFonts w:ascii="Bookman Old Style" w:hAnsi="Bookman Old Style"/>
-          <w:b/>
-          <w:iCs/>
-          <w:sz w:val="24"/>
-          <w:szCs w:val="24"/>
-          <w:lang w:val="pt-BR"/>
-        </w:rPr>
-        <w:tab/>
-      </w:r>
-      <w:r>
-        <w:rPr>
-          <w:rFonts w:ascii="Bookman Old Style" w:hAnsi="Bookman Old Style"/>
-          <w:b/>
-          <w:iCs/>
-          <w:sz w:val="24"/>
-          <w:szCs w:val="24"/>
-          <w:lang w:val="pt-BR"/>
-        </w:rPr>
-        <w:tab/>
-      </w:r>
-      <w:r>
-        <w:rPr>
-          <w:rFonts w:ascii="Bookman Old Style" w:hAnsi="Bookman Old Style"/>
-          <w:b/>
-          <w:iCs/>
-          <w:sz w:val="24"/>
-          <w:szCs w:val="24"/>
-          <w:lang w:val="pt-BR"/>
-        </w:rPr>
-        <w:tab/>
-      </w:r>
-      <w:r>
-        <w:rPr>
-          <w:rFonts w:ascii="Bookman Old Style" w:hAnsi="Bookman Old Style"/>
-          <w:iCs/>
-          <w:sz w:val="24"/>
-          <w:szCs w:val="24"/>
-          <w:lang w:val="es-CO"/>
-        </w:rPr>
-        <w:t>{{motor}}</w:t>
-      </w:r>
-    </w:p>
-    <w:p>
-      <w:pPr>
-        <w:pStyle w:val="Sinespaciado"/>
-        <w:rPr>
-          <w:rFonts w:ascii="Bookman Old Style" w:hAnsi="Bookman Old Style"/>
-          <w:b/>
-          <w:bCs/>
-          <w:iCs/>
-          <w:sz w:val="24"/>
-          <w:szCs w:val="24"/>
-          <w:lang w:val="es-CO"/>
-        </w:rPr>
-      </w:pPr>
-      <w:r>
-        <w:rPr>
-          <w:rFonts w:ascii="Bookman Old Style" w:hAnsi="Bookman Old Style"/>
-          <w:b/>
-          <w:bCs/>
-          <w:iCs/>
-          <w:sz w:val="24"/>
-          <w:szCs w:val="24"/>
-          <w:lang w:val="pt-BR"/>
-        </w:rPr>
-        <w:t>MODELO:</w:t>
-      </w:r>
-      <w:r>
-        <w:rPr>
-          <w:rFonts w:ascii="Bookman Old Style" w:hAnsi="Bookman Old Style"/>
-          <w:b/>
-          <w:bCs/>
-          <w:iCs/>
-          <w:sz w:val="24"/>
-          <w:szCs w:val="24"/>
-          <w:lang w:val="pt-BR"/>
-        </w:rPr>
-        <w:tab/>
-      </w:r>
-      <w:r>
-        <w:rPr>
-          <w:rFonts w:ascii="Bookman Old Style" w:hAnsi="Bookman Old Style"/>
-          <w:b/>
-          <w:bCs/>
-          <w:iCs/>
-          <w:sz w:val="24"/>
-          <w:szCs w:val="24"/>
-          <w:lang w:val="pt-BR"/>
-        </w:rPr>
-        <w:tab/>
-      </w:r>
-      <w:r>
-        <w:rPr>
-          <w:rFonts w:ascii="Bookman Old Style" w:hAnsi="Bookman Old Style"/>
-          <w:b/>
-          <w:bCs/>
-          <w:iCs/>
-          <w:sz w:val="24"/>
-          <w:szCs w:val="24"/>
-          <w:lang w:val="pt-BR"/>
-        </w:rPr>
-        <w:tab/>
-      </w:r>
-      <w:r>
-        <w:rPr>
-          <w:rFonts w:ascii="Bookman Old Style" w:hAnsi="Bookman Old Style"/>
-          <w:b/>
-          <w:bCs/>
-          <w:iCs/>
-          <w:sz w:val="24"/>
-          <w:szCs w:val="24"/>
-          <w:lang w:val="pt-BR"/>
-        </w:rPr>
-        <w:tab/>
-      </w:r>
-      <w:r>
-        <w:rPr>
-          <w:rFonts w:ascii="Bookman Old Style" w:hAnsi="Bookman Old Style"/>
-          <w:bCs/>
-          <w:sz w:val="24"/>
-          <w:szCs w:val="24"/>
-          <w:lang w:val="es-CO"/>
-        </w:rPr>
-        <w:t>{{modelo}}</w:t>
-      </w:r>
-    </w:p>
-    <w:p>
-      <w:pPr>
-        <w:pStyle w:val="Sinespaciado"/>
-        <w:rPr>
-          <w:rFonts w:ascii="Bookman Old Style" w:hAnsi="Bookman Old Style"/>
-          <w:iCs/>
-          <w:sz w:val="24"/>
-          <w:szCs w:val="24"/>
-          <w:lang w:val="es-CO"/>
-        </w:rPr>
-      </w:pPr>
-      <w:r>
-        <w:rPr>
-          <w:rFonts w:ascii="Bookman Old Style" w:hAnsi="Bookman Old Style"/>
-          <w:b/>
-          <w:bCs/>
-          <w:sz w:val="24"/>
-          <w:szCs w:val="24"/>
-          <w:lang w:val="es-CO"/>
-        </w:rPr>
-        <w:t>CLASE:</w:t>
-      </w:r>
-      <w:r>
-        <w:rPr>
-          <w:rFonts w:ascii="Bookman Old Style" w:hAnsi="Bookman Old Style"/>
-          <w:bCs/>
-          <w:sz w:val="24"/>
-          <w:szCs w:val="24"/>
-          <w:lang w:val="es-CO"/>
-        </w:rPr>
-        <w:tab/>
-      </w:r>
-      <w:r>
-        <w:rPr>
-          <w:rFonts w:ascii="Bookman Old Style" w:hAnsi="Bookman Old Style"/>
-          <w:bCs/>
-          <w:sz w:val="24"/>
-          <w:szCs w:val="24"/>
-          <w:lang w:val="es-CO"/>
-        </w:rPr>
-        <w:tab/>
-      </w:r>
-      <w:r>
-        <w:rPr>
-          <w:rFonts w:ascii="Bookman Old Style" w:hAnsi="Bookman Old Style"/>
-          <w:bCs/>
-          <w:sz w:val="24"/>
-          <w:szCs w:val="24"/>
-          <w:lang w:val="es-CO"/>
-        </w:rPr>
-        <w:tab/>
-      </w:r>
-      <w:r>
-        <w:rPr>
-          <w:rFonts w:ascii="Bookman Old Style" w:hAnsi="Bookman Old Style"/>
-          <w:bCs/>
-          <w:sz w:val="24"/>
-          <w:szCs w:val="24"/>
-          <w:lang w:val="es-CO"/>
-        </w:rPr>
-        <w:tab/>
-      </w:r>
-      <w:r>
-        <w:rPr>
-          <w:rFonts w:ascii="Bookman Old Style" w:hAnsi="Bookman Old Style"/>
-          <w:bCs/>
-          <w:sz w:val="24"/>
-          <w:szCs w:val="24"/>
-          <w:lang w:val="es-CO"/>
-        </w:rPr>
-        <w:t>{{clase}}</w:t>
-      </w:r>
-    </w:p>
-    <w:p>
-      <w:pPr>
-        <w:pStyle w:val="Sinespaciado"/>
-        <w:rPr>
-          <w:rFonts w:ascii="Bookman Old Style" w:hAnsi="Bookman Old Style"/>
-          <w:iCs/>
-          <w:sz w:val="24"/>
-          <w:szCs w:val="24"/>
-          <w:lang w:val="es-CO"/>
-        </w:rPr>
-      </w:pPr>
-      <w:r>
-        <w:rPr>
-          <w:rFonts w:ascii="Bookman Old Style" w:hAnsi="Bookman Old Style"/>
-          <w:b/>
-          <w:iCs/>
-          <w:sz w:val="24"/>
-          <w:szCs w:val="24"/>
-          <w:lang w:val="es-CO"/>
-        </w:rPr>
-        <w:t>CAPACIDAD:</w:t>
-      </w:r>
-      <w:r>
-        <w:rPr>
-          <w:rFonts w:ascii="Bookman Old Style" w:hAnsi="Bookman Old Style"/>
-          <w:iCs/>
-          <w:sz w:val="24"/>
-          <w:szCs w:val="24"/>
-          <w:lang w:val="es-CO"/>
-        </w:rPr>
-        <w:tab/>
-      </w:r>
-      <w:r>
-        <w:rPr>
-          <w:rFonts w:ascii="Bookman Old Style" w:hAnsi="Bookman Old Style"/>
-          <w:iCs/>
-          <w:sz w:val="24"/>
-          <w:szCs w:val="24"/>
-          <w:lang w:val="es-CO"/>
-        </w:rPr>
-        <w:tab/>
-      </w:r>
-      <w:r>
-        <w:rPr>
-          <w:rFonts w:ascii="Bookman Old Style" w:hAnsi="Bookman Old Style"/>
-          <w:iCs/>
-          <w:sz w:val="24"/>
-          <w:szCs w:val="24"/>
-          <w:lang w:val="es-CO"/>
-        </w:rPr>
-        <w:tab/>
-      </w:r>
-      <w:r>
-        <w:rPr>
-          <w:rFonts w:ascii="Bookman Old Style" w:hAnsi="Bookman Old Style"/>
-          <w:iCs/>
-          <w:sz w:val="24"/>
-          <w:szCs w:val="24"/>
-          <w:lang w:val="es-CO"/>
-        </w:rPr>
-        <w:t>{{capacidad}}</w:t>
-      </w:r>
-    </w:p>
-    <w:p>
-      <w:pPr>
-        <w:pStyle w:val="Sinespaciado"/>
-        <w:rPr>
-          <w:rFonts w:ascii="Bookman Old Style" w:hAnsi="Bookman Old Style"/>
-          <w:iCs/>
-          <w:sz w:val="24"/>
-          <w:szCs w:val="24"/>
-          <w:lang w:val="es-CO"/>
-        </w:rPr>
-      </w:pPr>
-      <w:r>
-        <w:rPr>
-          <w:rFonts w:ascii="Bookman Old Style" w:hAnsi="Bookman Old Style"/>
-          <w:b/>
-          <w:iCs/>
-          <w:sz w:val="24"/>
-          <w:szCs w:val="24"/>
-          <w:lang w:val="es-CO"/>
-        </w:rPr>
-        <w:t>TIPO:</w:t>
-      </w:r>
-      <w:r>
-        <w:rPr>
-          <w:rFonts w:ascii="Bookman Old Style" w:hAnsi="Bookman Old Style"/>
-          <w:b/>
-          <w:iCs/>
-          <w:sz w:val="24"/>
-          <w:szCs w:val="24"/>
-          <w:lang w:val="es-CO"/>
-        </w:rPr>
-        <w:tab/>
-      </w:r>
-      <w:r>
-        <w:rPr>
-          <w:rFonts w:ascii="Bookman Old Style" w:hAnsi="Bookman Old Style"/>
-          <w:iCs/>
-          <w:sz w:val="24"/>
-          <w:szCs w:val="24"/>
-          <w:lang w:val="es-CO"/>
-        </w:rPr>
-        <w:tab/>
-      </w:r>
-      <w:r>
-        <w:rPr>
-          <w:rFonts w:ascii="Bookman Old Style" w:hAnsi="Bookman Old Style"/>
-          <w:iCs/>
-          <w:sz w:val="24"/>
-          <w:szCs w:val="24"/>
-          <w:lang w:val="es-CO"/>
-        </w:rPr>
-        <w:tab/>
-      </w:r>
-      <w:r>
-        <w:rPr>
-          <w:rFonts w:ascii="Bookman Old Style" w:hAnsi="Bookman Old Style"/>
-          <w:iCs/>
-          <w:sz w:val="24"/>
-          <w:szCs w:val="24"/>
-          <w:lang w:val="es-CO"/>
-        </w:rPr>
-        <w:tab/>
-      </w:r>
-      <w:r>
-        <w:rPr>
-          <w:rFonts w:ascii="Bookman Old Style" w:hAnsi="Bookman Old Style"/>
-          <w:iCs/>
-          <w:sz w:val="24"/>
-          <w:szCs w:val="24"/>
-          <w:lang w:val="es-CO"/>
-        </w:rPr>
-        <w:tab/>
-      </w:r>
-      <w:r>
-        <w:rPr>
-          <w:rFonts w:ascii="Bookman Old Style" w:hAnsi="Bookman Old Style"/>
-          <w:iCs/>
-          <w:sz w:val="24"/>
-          <w:szCs w:val="24"/>
-          <w:lang w:val="es-CO"/>
-        </w:rPr>
-        <w:t>{{tipo}}</w:t>
-      </w:r>
-    </w:p>
-    <w:p>
-      <w:pPr>
-        <w:pStyle w:val="Sinespaciado"/>
-        <w:rPr>
-          <w:rFonts w:ascii="Bookman Old Style" w:hAnsi="Bookman Old Style"/>
-          <w:iCs/>
-          <w:sz w:val="24"/>
-          <w:szCs w:val="24"/>
-          <w:lang w:val="es-CO"/>
-        </w:rPr>
-      </w:pPr>
-      <w:r>
-        <w:rPr>
-          <w:rFonts w:ascii="Bookman Old Style" w:hAnsi="Bookman Old Style"/>
-          <w:b/>
-          <w:iCs/>
-          <w:sz w:val="24"/>
-          <w:szCs w:val="24"/>
-          <w:lang w:val="es-CO"/>
-        </w:rPr>
-        <w:t>COMBUSTIBLE:</w:t>
-      </w:r>
-      <w:r>
-        <w:rPr>
-          <w:rFonts w:ascii="Bookman Old Style" w:hAnsi="Bookman Old Style"/>
-          <w:iCs/>
-          <w:sz w:val="24"/>
-          <w:szCs w:val="24"/>
-          <w:lang w:val="es-CO"/>
-        </w:rPr>
-        <w:tab/>
-      </w:r>
-      <w:r>
-        <w:rPr>
-          <w:rFonts w:ascii="Bookman Old Style" w:hAnsi="Bookman Old Style"/>
-          <w:iCs/>
-          <w:sz w:val="24"/>
-          <w:szCs w:val="24"/>
-          <w:lang w:val="es-CO"/>
-        </w:rPr>
-        <w:tab/>
-      </w:r>
-      <w:r>
-        <w:rPr>
-          <w:rFonts w:ascii="Bookman Old Style" w:hAnsi="Bookman Old Style"/>
-          <w:iCs/>
-          <w:sz w:val="24"/>
-          <w:szCs w:val="24"/>
-          <w:lang w:val="es-CO"/>
-        </w:rPr>
-        <w:tab/>
-      </w:r>
-      <w:r>
-        <w:rPr>
-          <w:rFonts w:ascii="Bookman Old Style" w:hAnsi="Bookman Old Style"/>
-          <w:iCs/>
-          <w:sz w:val="24"/>
-          <w:szCs w:val="24"/>
-          <w:lang w:val="es-CO"/>
-        </w:rPr>
-        <w:t>{{combustible}}</w:t>
-      </w:r>
-    </w:p>
-    <w:p>
-      <w:pPr>
-        <w:pStyle w:val="Sinespaciado"/>
-        <w:rPr>
-          <w:rFonts w:ascii="Bookman Old Style" w:hAnsi="Bookman Old Style"/>
-          <w:iCs/>
-          <w:sz w:val="24"/>
-          <w:szCs w:val="24"/>
-          <w:lang w:val="pt-BR"/>
-        </w:rPr>
-      </w:pPr>
-      <w:r>
-        <w:rPr>
-          <w:rFonts w:ascii="Bookman Old Style" w:hAnsi="Bookman Old Style"/>
-          <w:b/>
-          <w:iCs/>
-          <w:sz w:val="24"/>
-          <w:szCs w:val="24"/>
-          <w:lang w:val="pt-BR"/>
-        </w:rPr>
-        <w:t>MODALIDAD:</w:t>
-      </w:r>
-      <w:r>
-        <w:rPr>
-          <w:rFonts w:ascii="Bookman Old Style" w:hAnsi="Bookman Old Style"/>
-          <w:iCs/>
-          <w:sz w:val="24"/>
-          <w:szCs w:val="24"/>
-          <w:lang w:val="pt-BR"/>
-        </w:rPr>
-        <w:tab/>
-      </w:r>
-      <w:r>
-        <w:rPr>
-          <w:rFonts w:ascii="Bookman Old Style" w:hAnsi="Bookman Old Style"/>
-          <w:iCs/>
-          <w:sz w:val="24"/>
-          <w:szCs w:val="24"/>
-          <w:lang w:val="pt-BR"/>
-        </w:rPr>
-        <w:tab/>
-      </w:r>
-      <w:r>
-        <w:rPr>
-          <w:rFonts w:ascii="Bookman Old Style" w:hAnsi="Bookman Old Style"/>
-          <w:iCs/>
-          <w:sz w:val="24"/>
-          <w:szCs w:val="24"/>
-          <w:lang w:val="pt-BR"/>
-        </w:rPr>
-        <w:tab/>
-      </w:r>
-      <w:r>
-        <w:rPr>
-          <w:rFonts w:ascii="Bookman Old Style" w:hAnsi="Bookman Old Style"/>
-          <w:iCs/>
-          <w:sz w:val="24"/>
-          <w:szCs w:val="24"/>
-          <w:lang w:val="pt-BR"/>
+    <w:tbl>
+      <w:tblPr>
+        <w:tblStyle w:val="Tablaconcuadrcula"/>
+        <w:tblW w:w="0" w:type="auto"/>
+        <w:tblLook w:val="04A0" w:firstRow="1" w:lastRow="0" w:firstColumn="1" w:lastColumn="0" w:noHBand="0" w:noVBand="1"/>
+      </w:tblPr>
+      <w:tblGrid>
+        <w:gridCol w:w="4320"/>
+        <w:gridCol w:w="4320"/>
+      </w:tblGrid>
+      <w:tr>
+        <w:tc>
+          <w:tcPr>
+            <w:tcW w:w="4320" w:type="dxa"/>
+          </w:tcPr>
+          <w:p>
+            <w:pPr>
+              <w:rPr>
+                <w:rFonts w:ascii="Bookman Old Style" w:hAnsi="Bookman Old Style"/>
+                <w:b/>
+                <w:bCs/>
+                <w:sz w:val="24"/>
+                <w:szCs w:val="24"/>
+              </w:rPr>
+            </w:pPr>
+            <w:r>
+              <w:rPr>
+                <w:rFonts w:ascii="Bookman Old Style" w:hAnsi="Bookman Old Style"/>
+                <w:b/>
+                <w:bCs/>
+                <w:sz w:val="24"/>
+                <w:szCs w:val="24"/>
+              </w:rPr>
+              <w:t>PLACA</w:t>
+            </w:r>
+          </w:p>
+        </w:tc>
+        <w:tc>
+          <w:tcPr>
+            <w:tcW w:w="4320" w:type="dxa"/>
+          </w:tcPr>
+          <w:p>
+            <w:pPr>
+              <w:jc w:val="right"/>
+              <w:rPr>
+                <w:rFonts w:ascii="Bookman Old Style" w:hAnsi="Bookman Old Style"/>
+                <w:sz w:val="24"/>
+                <w:szCs w:val="24"/>
+              </w:rPr>
+            </w:pPr>
+            <w:r>
+              <w:rPr>
+                <w:rFonts w:ascii="Bookman Old Style" w:hAnsi="Bookman Old Style"/>
+                <w:sz w:val="24"/>
+                <w:szCs w:val="24"/>
+              </w:rPr>
+              <w:t>{{placa}}</w:t>
+            </w:r>
+          </w:p>
+        </w:tc>
+      </w:tr>
+      <w:tr>
+        <w:tc>
+          <w:tcPr>
+            <w:tcW w:w="4320" w:type="dxa"/>
+          </w:tcPr>
+          <w:p>
+            <w:pPr>
+              <w:rPr>
+                <w:rFonts w:ascii="Bookman Old Style" w:hAnsi="Bookman Old Style"/>
+                <w:b/>
+                <w:bCs/>
+                <w:sz w:val="24"/>
+                <w:szCs w:val="24"/>
+              </w:rPr>
+            </w:pPr>
+            <w:r>
+              <w:rPr>
+                <w:rFonts w:ascii="Bookman Old Style" w:hAnsi="Bookman Old Style"/>
+                <w:b/>
+                <w:bCs/>
+                <w:sz w:val="24"/>
+                <w:szCs w:val="24"/>
+              </w:rPr>
+              <w:t>MARCA</w:t>
+            </w:r>
+          </w:p>
+        </w:tc>
+        <w:tc>
+          <w:tcPr>
+            <w:tcW w:w="4320" w:type="dxa"/>
+          </w:tcPr>
+          <w:p>
+            <w:pPr>
+              <w:jc w:val="right"/>
+              <w:rPr>
+                <w:rFonts w:ascii="Bookman Old Style" w:hAnsi="Bookman Old Style"/>
+                <w:sz w:val="24"/>
+                <w:szCs w:val="24"/>
+              </w:rPr>
+            </w:pPr>
+            <w:r>
+              <w:rPr>
+                <w:rFonts w:ascii="Bookman Old Style" w:hAnsi="Bookman Old Style"/>
+                <w:sz w:val="24"/>
+                <w:szCs w:val="24"/>
+              </w:rPr>
+              <w:t>{{marca}}</w:t>
+            </w:r>
+          </w:p>
+        </w:tc>
+      </w:tr>
+      <w:tr>
+        <w:tc>
+          <w:tcPr>
+            <w:tcW w:w="4320" w:type="dxa"/>
+          </w:tcPr>
+          <w:p>
+            <w:pPr>
+              <w:rPr>
+                <w:rFonts w:ascii="Bookman Old Style" w:hAnsi="Bookman Old Style"/>
+                <w:b/>
+                <w:bCs/>
+                <w:sz w:val="24"/>
+                <w:szCs w:val="24"/>
+              </w:rPr>
+            </w:pPr>
+            <w:r>
+              <w:rPr>
+                <w:rFonts w:ascii="Bookman Old Style" w:hAnsi="Bookman Old Style"/>
+                <w:b/>
+                <w:bCs/>
+                <w:sz w:val="24"/>
+                <w:szCs w:val="24"/>
+              </w:rPr>
+              <w:t>MOTOR</w:t>
+            </w:r>
+          </w:p>
+        </w:tc>
+        <w:tc>
+          <w:tcPr>
+            <w:tcW w:w="4320" w:type="dxa"/>
+          </w:tcPr>
+          <w:p>
+            <w:pPr>
+              <w:jc w:val="right"/>
+              <w:rPr>
+                <w:rFonts w:ascii="Bookman Old Style" w:hAnsi="Bookman Old Style"/>
+                <w:sz w:val="24"/>
+                <w:szCs w:val="24"/>
+              </w:rPr>
+            </w:pPr>
+            <w:r>
+              <w:rPr>
+                <w:rFonts w:ascii="Bookman Old Style" w:hAnsi="Bookman Old Style"/>
+                <w:sz w:val="24"/>
+                <w:szCs w:val="24"/>
+              </w:rPr>
+              <w:t>{{motor}}</w:t>
+            </w:r>
+          </w:p>
+        </w:tc>
+      </w:tr>
+      <w:tr>
+        <w:tc>
+          <w:tcPr>
+            <w:tcW w:w="4320" w:type="dxa"/>
+          </w:tcPr>
+          <w:p>
+            <w:pPr>
+              <w:rPr>
+                <w:rFonts w:ascii="Bookman Old Style" w:hAnsi="Bookman Old Style"/>
+                <w:b/>
+                <w:bCs/>
+                <w:sz w:val="24"/>
+                <w:szCs w:val="24"/>
+              </w:rPr>
+            </w:pPr>
+            <w:r>
+              <w:rPr>
+                <w:rFonts w:ascii="Bookman Old Style" w:hAnsi="Bookman Old Style"/>
+                <w:b/>
+                <w:bCs/>
+                <w:sz w:val="24"/>
+                <w:szCs w:val="24"/>
+              </w:rPr>
+              <w:t>MODELO</w:t>
+            </w:r>
+          </w:p>
+        </w:tc>
+        <w:tc>
+          <w:tcPr>
+            <w:tcW w:w="4320" w:type="dxa"/>
+          </w:tcPr>
+          <w:p>
+            <w:pPr>
+              <w:jc w:val="right"/>
+              <w:rPr>
+                <w:rFonts w:ascii="Bookman Old Style" w:hAnsi="Bookman Old Style"/>
+                <w:sz w:val="24"/>
+                <w:szCs w:val="24"/>
+              </w:rPr>
+            </w:pPr>
+            <w:r>
+              <w:rPr>
+                <w:rFonts w:ascii="Bookman Old Style" w:hAnsi="Bookman Old Style"/>
+                <w:sz w:val="24"/>
+                <w:szCs w:val="24"/>
+              </w:rPr>
+              <w:t>{{modelo}}</w:t>
+            </w:r>
+          </w:p>
+        </w:tc>
+      </w:tr>
+      <w:tr>
+        <w:tc>
+          <w:tcPr>
+            <w:tcW w:w="4320" w:type="dxa"/>
+          </w:tcPr>
+          <w:p>
+            <w:pPr>
+              <w:rPr>
+                <w:rFonts w:ascii="Bookman Old Style" w:hAnsi="Bookman Old Style"/>
+                <w:b/>
+                <w:bCs/>
+                <w:sz w:val="24"/>
+                <w:szCs w:val="24"/>
+              </w:rPr>
+            </w:pPr>
+            <w:r>
+              <w:rPr>
+                <w:rFonts w:ascii="Bookman Old Style" w:hAnsi="Bookman Old Style"/>
+                <w:b/>
+                <w:bCs/>
+                <w:sz w:val="24"/>
+                <w:szCs w:val="24"/>
+              </w:rPr>
+              <w:t>CLASE</w:t>
+            </w:r>
+          </w:p>
+        </w:tc>
+        <w:tc>
+          <w:tcPr>
+            <w:tcW w:w="4320" w:type="dxa"/>
+          </w:tcPr>
+          <w:p>
+            <w:pPr>
+              <w:jc w:val="right"/>
+              <w:rPr>
+                <w:rFonts w:ascii="Bookman Old Style" w:hAnsi="Bookman Old Style"/>
+                <w:sz w:val="24"/>
+                <w:szCs w:val="24"/>
+              </w:rPr>
+            </w:pPr>
+            <w:r>
+              <w:rPr>
+                <w:rFonts w:ascii="Bookman Old Style" w:hAnsi="Bookman Old Style"/>
+                <w:sz w:val="24"/>
+                <w:szCs w:val="24"/>
+              </w:rPr>
+              <w:t>{{clase}}</w:t>
+            </w:r>
+          </w:p>
+        </w:tc>
+      </w:tr>
+      <w:tr>
+        <w:tc>
+          <w:tcPr>
+            <w:tcW w:w="4320" w:type="dxa"/>
+          </w:tcPr>
+          <w:p>
+            <w:pPr>
+              <w:rPr>
+                <w:rFonts w:ascii="Bookman Old Style" w:hAnsi="Bookman Old Style"/>
+                <w:b/>
+                <w:bCs/>
+                <w:sz w:val="24"/>
+                <w:szCs w:val="24"/>
+              </w:rPr>
+            </w:pPr>
+            <w:r>
+              <w:rPr>
+                <w:rFonts w:ascii="Bookman Old Style" w:hAnsi="Bookman Old Style"/>
+                <w:b/>
+                <w:bCs/>
+                <w:sz w:val="24"/>
+                <w:szCs w:val="24"/>
+              </w:rPr>
+              <w:t>CAPACIDAD</w:t>
+            </w:r>
+          </w:p>
+        </w:tc>
+        <w:tc>
+          <w:tcPr>
+            <w:tcW w:w="4320" w:type="dxa"/>
+          </w:tcPr>
+          <w:p>
+            <w:pPr>
+              <w:jc w:val="right"/>
+              <w:rPr>
+                <w:rFonts w:ascii="Bookman Old Style" w:hAnsi="Bookman Old Style"/>
+                <w:sz w:val="24"/>
+                <w:szCs w:val="24"/>
+              </w:rPr>
+            </w:pPr>
+            <w:r>
+              <w:rPr>
+                <w:rFonts w:ascii="Bookman Old Style" w:hAnsi="Bookman Old Style"/>
+                <w:sz w:val="24"/>
+                <w:szCs w:val="24"/>
+              </w:rPr>
+              <w:t>{{capacidad}}</w:t>
+            </w:r>
+          </w:p>
+        </w:tc>
+      </w:tr>
+      <w:tr>
+        <w:tc>
+          <w:tcPr>
+            <w:tcW w:w="4320" w:type="dxa"/>
+          </w:tcPr>
+          <w:p>
+            <w:pPr>
+              <w:rPr>
+                <w:rFonts w:ascii="Bookman Old Style" w:hAnsi="Bookman Old Style"/>
+                <w:b/>
+                <w:bCs/>
+                <w:sz w:val="24"/>
+                <w:szCs w:val="24"/>
+              </w:rPr>
+            </w:pPr>
+            <w:r>
+              <w:rPr>
+                <w:rFonts w:ascii="Bookman Old Style" w:hAnsi="Bookman Old Style"/>
+                <w:b/>
+                <w:bCs/>
+                <w:sz w:val="24"/>
+                <w:szCs w:val="24"/>
+              </w:rPr>
+              <w:t>TIPO</w:t>
+            </w:r>
+          </w:p>
+        </w:tc>
+        <w:tc>
+          <w:tcPr>
+            <w:tcW w:w="4320" w:type="dxa"/>
+          </w:tcPr>
+          <w:p>
+            <w:pPr>
+              <w:jc w:val="right"/>
+              <w:rPr>
+                <w:rFonts w:ascii="Bookman Old Style" w:hAnsi="Bookman Old Style"/>
+                <w:sz w:val="24"/>
+                <w:szCs w:val="24"/>
+              </w:rPr>
+            </w:pPr>
+            <w:r>
+              <w:rPr>
+                <w:rFonts w:ascii="Bookman Old Style" w:hAnsi="Bookman Old Style"/>
+                <w:sz w:val="24"/>
+                <w:szCs w:val="24"/>
+              </w:rPr>
+              <w:t>{{tipo}}</w:t>
+            </w:r>
+          </w:p>
+        </w:tc>
+      </w:tr>
+      <w:tr>
+        <w:tc>
+          <w:tcPr>
+            <w:tcW w:w="4320" w:type="dxa"/>
+          </w:tcPr>
+          <w:p>
+            <w:pPr>
+              <w:rPr>
+                <w:rFonts w:ascii="Bookman Old Style" w:hAnsi="Bookman Old Style"/>
+                <w:b/>
+                <w:bCs/>
+                <w:sz w:val="24"/>
+                <w:szCs w:val="24"/>
+              </w:rPr>
+            </w:pPr>
+            <w:r>
+              <w:rPr>
+                <w:rFonts w:ascii="Bookman Old Style" w:hAnsi="Bookman Old Style"/>
+                <w:b/>
+                <w:bCs/>
+                <w:sz w:val="24"/>
+                <w:szCs w:val="24"/>
+              </w:rPr>
+              <w:t>COMBUSTIBLE</w:t>
+            </w:r>
+          </w:p>
+        </w:tc>
+        <w:tc>
+          <w:tcPr>
+            <w:tcW w:w="4320" w:type="dxa"/>
+          </w:tcPr>
+          <w:p>
+            <w:pPr>
+              <w:jc w:val="right"/>
+              <w:rPr>
+                <w:rFonts w:ascii="Bookman Old Style" w:hAnsi="Bookman Old Style"/>
+                <w:sz w:val="24"/>
+                <w:szCs w:val="24"/>
+              </w:rPr>
+            </w:pPr>
+            <w:r>
+              <w:rPr>
+                <w:rFonts w:ascii="Bookman Old Style" w:hAnsi="Bookman Old Style"/>
+                <w:sz w:val="24"/>
+                <w:szCs w:val="24"/>
+              </w:rPr>
+              <w:t>{{combustible}}</w:t>
+            </w:r>
+          </w:p>
+        </w:tc>
+      </w:tr>
+      <w:tr>
+        <w:tc>
+          <w:tcPr>
+            <w:tcW w:w="4320" w:type="dxa"/>
+          </w:tcPr>
+          <w:p>
+            <w:pPr>
+              <w:rPr>
+                <w:rFonts w:ascii="Bookman Old Style" w:hAnsi="Bookman Old Style"/>
+                <w:b/>
+                <w:bCs/>
+                <w:sz w:val="24"/>
+                <w:szCs w:val="24"/>
+              </w:rPr>
+            </w:pPr>
+            <w:r>
+              <w:rPr>
+                <w:rFonts w:ascii="Bookman Old Style" w:hAnsi="Bookman Old Style"/>
+                <w:b/>
+                <w:bCs/>
+                <w:sz w:val="24"/>
+                <w:szCs w:val="24"/>
+              </w:rPr>
+              <w:t>MODALIDAD</w:t>
+            </w:r>
+          </w:p>
+        </w:tc>
+        <w:tc>
+          <w:tcPr>
+            <w:tcW w:w="4320" w:type="dxa"/>
+          </w:tcPr>
+          <w:p>
+            <w:pPr>
+              <w:jc w:val="right"/>
+              <w:rPr>
+                <w:rFonts w:ascii="Bookman Old Style" w:hAnsi="Bookman Old Style"/>
+                <w:sz w:val="24"/>
+                <w:szCs w:val="24"/>
+              </w:rPr>
+            </w:pPr>
+            <w:r>
+              <w:rPr>
+                <w:rFonts w:ascii="Bookman Old Style" w:hAnsi="Bookman Old Style"/>
+                <w:sz w:val="24"/>
+                <w:szCs w:val="24"/>
+              </w:rPr>
+              <w:t>{{modalidad}}</w:t>
+            </w:r>
+          </w:p>
+        </w:tc>
+      </w:tr>
+    </w:tbl>
+    <w:p>
+      <w:pPr>
+        <w:jc w:val="both"/>
+        <w:rPr>
+          <w:rFonts w:ascii="Bookman Old Style" w:hAnsi="Bookman Old Style" w:cs="Arial"/>
+          <w:lang w:val="es-ES_tradnl"/>
+        </w:rPr>
+      </w:pPr>
+    </w:p>
+    <w:p>
+      <w:pPr>
+        <w:jc w:val="both"/>
+        <w:rPr>
+          <w:rFonts w:ascii="Bookman Old Style" w:hAnsi="Bookman Old Style" w:cs="Arial"/>
+          <w:lang w:val="es-ES_tradnl"/>
+        </w:rPr>
+      </w:pPr>
+      <w:r>
+        <w:rPr>
+          <w:rFonts w:ascii="Bookman Old Style" w:hAnsi="Bookman Old Style" w:cs="Arial"/>
+          <w:lang w:val="es-ES_tradnl"/>
+        </w:rPr>
+        <w:t xml:space="preserve">El presente Contrato se </w:t>
+      </w:r>
+      <w:r>
+        <w:rPr>
+          <w:rFonts w:ascii="Bookman Old Style" w:hAnsi="Bookman Old Style" w:cs="Arial"/>
+          <w:lang w:val="es-ES_tradnl"/>
+        </w:rPr>
+        <w:t xml:space="preserve">firma a los </w:t>
+      </w:r>
+      <w:r>
+        <w:rPr>
+          <w:rFonts w:ascii="Bookman Old Style" w:hAnsi="Bookman Old Style" w:cs="Arial"/>
+          <w:lang w:val="es-ES_tradnl"/>
         </w:rPr>
         <w:t>{{</w:t>
       </w:r>
       <w:proofErr w:type="spellStart"/>
       <w:r>
         <w:rPr>
-          <w:rFonts w:ascii="Bookman Old Style" w:hAnsi="Bookman Old Style"/>
-          <w:iCs/>
-          <w:sz w:val="24"/>
-          <w:szCs w:val="24"/>
-          <w:lang w:val="pt-BR"/>
-        </w:rPr>
-        <w:t>modalidad</w:t>
+          <w:rFonts w:ascii="Bookman Old Style" w:hAnsi="Bookman Old Style" w:cs="Arial"/>
+          <w:lang w:val="es-ES_tradnl"/>
+        </w:rPr>
+        <w:t>fecha_larga</w:t>
       </w:r>
       <w:proofErr w:type="spellEnd"/>
       <w:r>
         <w:rPr>
-          <w:rFonts w:ascii="Bookman Old Style" w:hAnsi="Bookman Old Style"/>
-          <w:iCs/>
-          <w:sz w:val="24"/>
-          <w:szCs w:val="24"/>
-          <w:lang w:val="pt-BR"/>
+          <w:rFonts w:ascii="Bookman Old Style" w:hAnsi="Bookman Old Style" w:cs="Arial"/>
+          <w:lang w:val="es-ES_tradnl"/>
         </w:rPr>
         <w:t>}}</w:t>
       </w:r>
@@ -1132,43 +1000,15 @@
           <w:lang w:val="es-ES_tradnl"/>
         </w:rPr>
       </w:pPr>
-      <w:r>
-        <w:rPr>
-          <w:rFonts w:ascii="Bookman Old Style" w:hAnsi="Bookman Old Style" w:cs="Arial"/>
-          <w:lang w:val="es-ES_tradnl"/>
-        </w:rPr>
-        <w:t xml:space="preserve">El presente Contrato se </w:t>
-      </w:r>
-      <w:r>
-        <w:rPr>
-          <w:rFonts w:ascii="Bookman Old Style" w:hAnsi="Bookman Old Style" w:cs="Arial"/>
-          <w:lang w:val="es-ES_tradnl"/>
-        </w:rPr>
-        <w:t xml:space="preserve">firma a los </w:t>
-      </w:r>
-      <w:r>
-        <w:rPr>
-          <w:rFonts w:ascii="Bookman Old Style" w:hAnsi="Bookman Old Style" w:cs="Arial"/>
-          <w:lang w:val="es-ES_tradnl"/>
-        </w:rPr>
-        <w:t>{{</w:t>
-      </w:r>
-      <w:proofErr w:type="spellStart"/>
-      <w:r>
-        <w:rPr>
-          <w:rFonts w:ascii="Bookman Old Style" w:hAnsi="Bookman Old Style" w:cs="Arial"/>
-          <w:lang w:val="es-ES_tradnl"/>
-        </w:rPr>
-        <w:t>fecha_larga</w:t>
-      </w:r>
-      <w:proofErr w:type="spellEnd"/>
-      <w:r>
-        <w:rPr>
-          <w:rFonts w:ascii="Bookman Old Style" w:hAnsi="Bookman Old Style" w:cs="Arial"/>
-          <w:lang w:val="es-ES_tradnl"/>
-        </w:rPr>
-        <w:t>}}</w:t>
-      </w:r>
+    </w:p>
+    <w:p>
+      <w:pPr>
+        <w:jc w:val="both"/>
+        <w:rPr>
+          <w:rFonts w:ascii="Bookman Old Style" w:hAnsi="Bookman Old Style" w:cs="Arial"/>
+          <w:lang w:val="es-ES_tradnl"/>
+        </w:rPr>
+      </w:pPr>
     </w:p>
     <w:p>
       <w:pPr>
@@ -1671,7 +1511,7 @@
     <w:lsdException w:name="Table Web 2" w:semiHidden="1" w:unhideWhenUsed="1"/>
     <w:lsdException w:name="Table Web 3" w:semiHidden="1" w:unhideWhenUsed="1"/>
     <w:lsdException w:name="Balloon Text" w:semiHidden="1" w:unhideWhenUsed="1"/>
-    <w:lsdException w:name="Table Grid" w:uiPriority="39"/>
+    <w:lsdException w:name="Table Grid" w:uiPriority="59"/>
     <w:lsdException w:name="Table Theme" w:semiHidden="1" w:unhideWhenUsed="1"/>
     <w:lsdException w:name="Placeholder Text" w:semiHidden="1"/>
     <w:lsdException w:name="No Spacing" w:uiPriority="1" w:qFormat="1"/>
@@ -2488,6 +2328,33 @@
       <w:lang w:val="en-US"/>
       <w14:ligatures w14:val="none"/>
     </w:rPr>
+  </w:style>
+  <w:style w:type="table" w:styleId="Tablaconcuadrcula">
+    <w:name w:val="Table Grid"/>
+    <w:basedOn w:val="Tablanormal"/>
+    <w:uiPriority w:val="59"/>
+    <w:rsid w:val="00815526"/>
+    <w:pPr>
+      <w:spacing w:after="0" w:line="240" w:lineRule="auto"/>
+    </w:pPr>
+    <w:rPr>
+      <w:rFonts w:eastAsiaTheme="minorEastAsia"/>
+      <w:kern w:val="0"/>
+      <w:sz w:val="22"/>
+      <w:szCs w:val="22"/>
+      <w:lang w:val="en-US"/>
+      <w14:ligatures w14:val="none"/>
+    </w:rPr>
+    <w:tblPr>
+      <w:tblBorders>
+        <w:top w:val="single" w:sz="4" w:space="0" w:color="auto"/>
+        <w:left w:val="single" w:sz="4" w:space="0" w:color="auto"/>
+        <w:bottom w:val="single" w:sz="4" w:space="0" w:color="auto"/>
+        <w:right w:val="single" w:sz="4" w:space="0" w:color="auto"/>
+        <w:insideH w:val="single" w:sz="4" w:space="0" w:color="auto"/>
+        <w:insideV w:val="single" w:sz="4" w:space="0" w:color="auto"/>
+      </w:tblBorders>
+    </w:tblPr>
   </w:style>
 </w:styles>
 </file>

--- a/app/assets/templates/CESION_DE_DERECHOS.docx
+++ b/app/assets/templates/CESION_DE_DERECHOS.docx
@@ -462,6 +462,14 @@
       <w:tblPr>
         <w:tblStyle w:val="Tablaconcuadrcula"/>
         <w:tblW w:w="0" w:type="auto"/>
+        <w:tblBorders>
+          <w:top w:val="none" w:sz="0" w:space="0" w:color="auto"/>
+          <w:left w:val="none" w:sz="0" w:space="0" w:color="auto"/>
+          <w:bottom w:val="none" w:sz="0" w:space="0" w:color="auto"/>
+          <w:right w:val="none" w:sz="0" w:space="0" w:color="auto"/>
+          <w:insideH w:val="none" w:sz="0" w:space="0" w:color="auto"/>
+          <w:insideV w:val="none" w:sz="0" w:space="0" w:color="auto"/>
+        </w:tblBorders>
         <w:tblLook w:val="04A0" w:firstRow="1" w:lastRow="0" w:firstColumn="1" w:lastColumn="0" w:noHBand="0" w:noVBand="1"/>
       </w:tblPr>
       <w:tblGrid>
@@ -820,7 +828,7 @@
                 <w:sz w:val="24"/>
                 <w:szCs w:val="24"/>
               </w:rPr>
-              <w:t>{{tipo}}</w:t>
+              <w:t>CERRADA</w:t>
             </w:r>
           </w:p>
         </w:tc>
@@ -871,7 +879,7 @@
                 <w:sz w:val="24"/>
                 <w:szCs w:val="24"/>
               </w:rPr>
-              <w:t>{{combustible}}</w:t>
+              <w:t>DIESEL</w:t>
             </w:r>
           </w:p>
         </w:tc>
@@ -922,7 +930,7 @@
                 <w:sz w:val="24"/>
                 <w:szCs w:val="24"/>
               </w:rPr>
-              <w:t>{{modalidad}}</w:t>
+              <w:t>BÁSICO</w:t>
             </w:r>
           </w:p>
         </w:tc>
